--- a/downloads/documents/05 Materials/Unit 02/Slides/Slides 02.13 - The Skittles Market Game and Money Basics Quiz.docx
+++ b/downloads/documents/05 Materials/Unit 02/Slides/Slides 02.13 - The Skittles Market Game and Money Basics Quiz.docx
@@ -6,9 +6,9 @@
       <w:pPr>
         <w:pStyle w:val="Heading1"/>
       </w:pPr>
-      <w:bookmarkStart w:id="20" w:name="X9a483c67317e84aae0ebe8dc8b7af57d10fe19d"/>
-      <w:r>
-        <w:t xml:space="preserve">Slides 02.13: The Skittles Market Game and Money Basics Quiz</w:t>
+      <w:bookmarkStart w:id="20" w:name="Xa22e773d6d7e770a9fe6b09b42a3fb347b80da1"/>
+      <w:r>
+        <w:t xml:space="preserve">Slides 2.13: The Skittles Market Game and Money Basics Quiz</w:t>
       </w:r>
       <w:bookmarkEnd w:id="20"/>
     </w:p>

--- a/downloads/documents/05 Materials/Unit 02/Slides/Slides 02.13 - The Skittles Market Game and Money Basics Quiz.docx
+++ b/downloads/documents/05 Materials/Unit 02/Slides/Slides 02.13 - The Skittles Market Game and Money Basics Quiz.docx
@@ -667,25 +667,7 @@
         <w:pStyle w:val="Compact"/>
       </w:pPr>
       <w:r>
-        <w:t xml:space="preserve">Tomorrow: ClassroomStreet. A</w:t>
-      </w:r>
-      <w:r>
-        <w:t xml:space="preserve"> </w:t>
-      </w:r>
-      <w:r>
-        <w:t xml:space="preserve">“</w:t>
-      </w:r>
-      <w:r>
-        <w:t xml:space="preserve">commission free</w:t>
-      </w:r>
-      <w:r>
-        <w:t xml:space="preserve">”</w:t>
-      </w:r>
-      <w:r>
-        <w:t xml:space="preserve"> </w:t>
-      </w:r>
-      <w:r>
-        <w:t xml:space="preserve">trading app. Guess how it makes money.</w:t>
+        <w:t xml:space="preserve">Tomorrow: the market opens. It is 1870 and you have $1,000. Guess what one share of a railroad costs.</w:t>
       </w:r>
     </w:p>
     <w:sectPr>

--- a/downloads/documents/05 Materials/Unit 02/Slides/Slides 02.13 - The Skittles Market Game and Money Basics Quiz.docx
+++ b/downloads/documents/05 Materials/Unit 02/Slides/Slides 02.13 - The Skittles Market Game and Money Basics Quiz.docx
@@ -557,7 +557,7 @@
         <w:pStyle w:val="Compact"/>
       </w:pPr>
       <w:r>
-        <w:t xml:space="preserve">The card network takes a piece of every swipe. You never see it; the store pays it, and prices it in.</w:t>
+        <w:t xml:space="preserve">The card network takes a piece of every swipe. You never see it. The store pays it, and raises its prices to cover it.</w:t>
       </w:r>
       <w:r>
         <w:t xml:space="preserve"> </w:t>
